--- a/briefings/线口监测早报-2026-08-20.docx
+++ b/briefings/线口监测早报-2026-08-20.docx
@@ -22,7 +22,7 @@
           <w:color w:val="888888"/>
           <w:sz w:val="18"/>
         </w:rPr>
-        <w:t>监测窗口:近48小时 | 生成时间:2026-08-20 11:25</w:t>
+        <w:t>监测窗口:近48小时 | 生成时间:2026-08-20 11:57</w:t>
       </w:r>
     </w:p>
     <w:p>
@@ -427,7 +427,7 @@
           <w:color w:val="888888"/>
           <w:sz w:val="24"/>
         </w:rPr>
-        <w:t>ChatGPT 突发全球大规模服务中断，OpenAI 称正在修复</w:t>
+        <w:t>AI智能眼镜出货量暴涨776% VR头显市场遭遇暴跌</w:t>
       </w:r>
     </w:p>
     <w:p>
@@ -437,7 +437,7 @@
           <w:color w:val="888888"/>
           <w:sz w:val="18"/>
         </w:rPr>
-        <w:t>来源:IT之家 | 时间:08-20 08:30</w:t>
+        <w:t>来源:Bing新闻 | 时间:08-20 04:09</w:t>
       </w:r>
     </w:p>
     <w:p>
@@ -454,58 +454,7 @@
             <w:color w:val="0563C1"/>
             <w:u w:val="single"/>
           </w:rPr>
-          <w:t>ChatGPT 突发全球大规模服务中断，OpenAI 称正在修复</w:t>
-        </w:r>
-      </w:hyperlink>
-    </w:p>
-    <w:p>
-      <w:pPr>
-        <w:pStyle w:val="Heading3"/>
-      </w:pPr>
-      <w:r>
-        <w:rPr>
-          <w:rFonts w:ascii="Times New Roman" w:hAnsi="Times New Roman" w:eastAsia="黑体"/>
-          <w:b w:val="0"/>
-          <w:color w:val="888888"/>
-          <w:sz w:val="24"/>
-        </w:rPr>
-        <w:t>【C级·参考】</w:t>
-      </w:r>
-      <w:r>
-        <w:rPr>
-          <w:rFonts w:ascii="Times New Roman" w:hAnsi="Times New Roman" w:eastAsia="黑体"/>
-          <w:b w:val="0"/>
-          <w:color w:val="888888"/>
-          <w:sz w:val="24"/>
-        </w:rPr>
-        <w:t>消息称 OpenAI 首席财务官告知员工：公司最迟将于 2027 年上市</w:t>
-      </w:r>
-    </w:p>
-    <w:p>
-      <w:r>
-        <w:rPr>
-          <w:rFonts w:ascii="Times New Roman" w:hAnsi="Times New Roman" w:eastAsia="宋体"/>
-          <w:color w:val="888888"/>
-          <w:sz w:val="18"/>
-        </w:rPr>
-        <w:t>来源:IT之家 | 时间:08-20 08:17</w:t>
-      </w:r>
-    </w:p>
-    <w:p>
-      <w:r>
-        <w:rPr>
-          <w:rFonts w:ascii="Times New Roman" w:hAnsi="Times New Roman" w:eastAsia="宋体"/>
-          <w:sz w:val="18"/>
-        </w:rPr>
-        <w:t>链接:</w:t>
-      </w:r>
-      <w:hyperlink r:id="rId17">
-        <w:r>
-          <w:rPr>
-            <w:color w:val="0563C1"/>
-            <w:u w:val="single"/>
-          </w:rPr>
-          <w:t>消息称 OpenAI 首席财务官告知员工：公司最迟将于 2027 年上市</w:t>
+          <w:t>AI智能眼镜出货量暴涨776% VR头显市场遭遇暴跌</w:t>
         </w:r>
       </w:hyperlink>
     </w:p>
@@ -550,13 +499,64 @@
         </w:rPr>
         <w:t>链接:</w:t>
       </w:r>
+      <w:hyperlink r:id="rId17">
+        <w:r>
+          <w:rPr>
+            <w:color w:val="0563C1"/>
+            <w:u w:val="single"/>
+          </w:rPr>
+          <w:t>Google replaced Git tags for certain source code with obtaining via Google Drive</w:t>
+        </w:r>
+      </w:hyperlink>
+    </w:p>
+    <w:p>
+      <w:pPr>
+        <w:pStyle w:val="Heading3"/>
+      </w:pPr>
+      <w:r>
+        <w:rPr>
+          <w:rFonts w:ascii="Times New Roman" w:hAnsi="Times New Roman" w:eastAsia="黑体"/>
+          <w:b w:val="0"/>
+          <w:color w:val="888888"/>
+          <w:sz w:val="24"/>
+        </w:rPr>
+        <w:t>【C级·参考】</w:t>
+      </w:r>
+      <w:r>
+        <w:rPr>
+          <w:rFonts w:ascii="Times New Roman" w:hAnsi="Times New Roman" w:eastAsia="黑体"/>
+          <w:b w:val="0"/>
+          <w:color w:val="888888"/>
+          <w:sz w:val="24"/>
+        </w:rPr>
+        <w:t>全天候舒适佩戴+主动AI记忆！闪极loomos L1发布：定价2699元起！</w:t>
+      </w:r>
+    </w:p>
+    <w:p>
+      <w:r>
+        <w:rPr>
+          <w:rFonts w:ascii="Times New Roman" w:hAnsi="Times New Roman" w:eastAsia="宋体"/>
+          <w:color w:val="888888"/>
+          <w:sz w:val="18"/>
+        </w:rPr>
+        <w:t>来源:Bing新闻 | 时间:08-20 01:13</w:t>
+      </w:r>
+    </w:p>
+    <w:p>
+      <w:r>
+        <w:rPr>
+          <w:rFonts w:ascii="Times New Roman" w:hAnsi="Times New Roman" w:eastAsia="宋体"/>
+          <w:sz w:val="18"/>
+        </w:rPr>
+        <w:t>链接:</w:t>
+      </w:r>
       <w:hyperlink r:id="rId18">
         <w:r>
           <w:rPr>
             <w:color w:val="0563C1"/>
             <w:u w:val="single"/>
           </w:rPr>
-          <w:t>Google replaced Git tags for certain source code with obtaining via Google Drive</w:t>
+          <w:t>全天候舒适佩戴+主动AI记忆！闪极loomos L1发布：定价2699元起！</w:t>
         </w:r>
       </w:hyperlink>
     </w:p>
@@ -919,6 +919,18 @@
     </w:p>
     <w:p>
       <w:pPr>
+        <w:pStyle w:val="Heading2"/>
+      </w:pPr>
+      <w:r>
+        <w:rPr>
+          <w:rFonts w:ascii="Times New Roman" w:hAnsi="Times New Roman" w:eastAsia="黑体"/>
+          <w:sz w:val="28"/>
+        </w:rPr>
+        <w:t>机器人/AI硬件</w:t>
+      </w:r>
+    </w:p>
+    <w:p>
+      <w:pPr>
         <w:pStyle w:val="Heading3"/>
       </w:pPr>
       <w:r>
@@ -937,7 +949,7 @@
           <w:color w:val="888888"/>
           <w:sz w:val="24"/>
         </w:rPr>
-        <w:t>2699元起! 闪极新款AI眼镜发布：重40g，能写日记、接Agent，40小时续航</w:t>
+        <w:t>京东快递员转型机器人维修：首批培训后已上岗，未来 5 年创造 10 万个就业岗位</w:t>
       </w:r>
     </w:p>
     <w:p>
@@ -947,7 +959,7 @@
           <w:color w:val="888888"/>
           <w:sz w:val="18"/>
         </w:rPr>
-        <w:t>来源:Bing新闻 | 时间:08-18 15:13</w:t>
+        <w:t>来源:IT之家 | 时间:08-20 11:43</w:t>
       </w:r>
     </w:p>
     <w:p>
@@ -964,21 +976,60 @@
             <w:color w:val="0563C1"/>
             <w:u w:val="single"/>
           </w:rPr>
-          <w:t>2699元起! 闪极新款AI眼镜发布：重40g，能写日记、接Agent，40小时续航</w:t>
+          <w:t>京东快递员转型机器人维修：首批培训后已上岗，未来 5 年创造 10 万个就业岗位</w:t>
         </w:r>
       </w:hyperlink>
     </w:p>
     <w:p>
       <w:pPr>
-        <w:pStyle w:val="Heading2"/>
+        <w:pStyle w:val="Heading3"/>
       </w:pPr>
       <w:r>
         <w:rPr>
           <w:rFonts w:ascii="Times New Roman" w:hAnsi="Times New Roman" w:eastAsia="黑体"/>
-          <w:sz w:val="28"/>
+          <w:b w:val="0"/>
+          <w:color w:val="888888"/>
+          <w:sz w:val="24"/>
         </w:rPr>
-        <w:t>机器人/AI硬件</w:t>
+        <w:t>【C级·参考】</w:t>
       </w:r>
+      <w:r>
+        <w:rPr>
+          <w:rFonts w:ascii="Times New Roman" w:hAnsi="Times New Roman" w:eastAsia="黑体"/>
+          <w:b w:val="0"/>
+          <w:color w:val="888888"/>
+          <w:sz w:val="24"/>
+        </w:rPr>
+        <w:t>宇树科技王兴兴预计人形机器人将在十年内进入“大众市场”</w:t>
+      </w:r>
+    </w:p>
+    <w:p>
+      <w:r>
+        <w:rPr>
+          <w:rFonts w:ascii="Times New Roman" w:hAnsi="Times New Roman" w:eastAsia="宋体"/>
+          <w:color w:val="888888"/>
+          <w:sz w:val="18"/>
+        </w:rPr>
+        <w:t>来源:IT之家 | 时间:08-20 11:35</w:t>
+      </w:r>
+    </w:p>
+    <w:p>
+      <w:r>
+        <w:rPr>
+          <w:rFonts w:ascii="Times New Roman" w:hAnsi="Times New Roman" w:eastAsia="宋体"/>
+          <w:sz w:val="18"/>
+        </w:rPr>
+        <w:t>链接:</w:t>
+      </w:r>
+      <w:hyperlink r:id="rId27">
+        <w:r>
+          <w:rPr>
+            <w:color w:val="0563C1"/>
+            <w:u w:val="single"/>
+          </w:rPr>
+          <w:t>宇树科技王兴兴预计人形机器人将在十年内进入“大众市场”</w:t>
+        </w:r>
+      </w:hyperlink>
     </w:p>
     <w:p>
       <w:pPr>
@@ -1021,7 +1072,7 @@
         </w:rPr>
         <w:t>链接:</w:t>
       </w:r>
-      <w:hyperlink r:id="rId27">
+      <w:hyperlink r:id="rId28">
         <w:r>
           <w:rPr>
             <w:color w:val="0563C1"/>
@@ -1072,7 +1123,7 @@
         </w:rPr>
         <w:t>链接:</w:t>
       </w:r>
-      <w:hyperlink r:id="rId28">
+      <w:hyperlink r:id="rId29">
         <w:r>
           <w:rPr>
             <w:color w:val="0563C1"/>
@@ -1123,64 +1174,13 @@
         </w:rPr>
         <w:t>链接:</w:t>
       </w:r>
-      <w:hyperlink r:id="rId29">
+      <w:hyperlink r:id="rId30">
         <w:r>
           <w:rPr>
             <w:color w:val="0563C1"/>
             <w:u w:val="single"/>
           </w:rPr>
           <w:t>国产液电混驱超人形机器人首秀：身高达 4 米，突破从公斤级到千吨级力量限制</w:t>
-        </w:r>
-      </w:hyperlink>
-    </w:p>
-    <w:p>
-      <w:pPr>
-        <w:pStyle w:val="Heading3"/>
-      </w:pPr>
-      <w:r>
-        <w:rPr>
-          <w:rFonts w:ascii="Times New Roman" w:hAnsi="Times New Roman" w:eastAsia="黑体"/>
-          <w:b w:val="0"/>
-          <w:color w:val="888888"/>
-          <w:sz w:val="24"/>
-        </w:rPr>
-        <w:t>【C级·参考】</w:t>
-      </w:r>
-      <w:r>
-        <w:rPr>
-          <w:rFonts w:ascii="Times New Roman" w:hAnsi="Times New Roman" w:eastAsia="黑体"/>
-          <w:b w:val="0"/>
-          <w:color w:val="888888"/>
-          <w:sz w:val="24"/>
-        </w:rPr>
-        <w:t>自动化采血机器人 Aletta 获 FDA 批准上市，采血成功率不输人工</w:t>
-      </w:r>
-    </w:p>
-    <w:p>
-      <w:r>
-        <w:rPr>
-          <w:rFonts w:ascii="Times New Roman" w:hAnsi="Times New Roman" w:eastAsia="宋体"/>
-          <w:color w:val="888888"/>
-          <w:sz w:val="18"/>
-        </w:rPr>
-        <w:t>来源:IT之家 | 时间:08-20 08:27</w:t>
-      </w:r>
-    </w:p>
-    <w:p>
-      <w:r>
-        <w:rPr>
-          <w:rFonts w:ascii="Times New Roman" w:hAnsi="Times New Roman" w:eastAsia="宋体"/>
-          <w:sz w:val="18"/>
-        </w:rPr>
-        <w:t>链接:</w:t>
-      </w:r>
-      <w:hyperlink r:id="rId30">
-        <w:r>
-          <w:rPr>
-            <w:color w:val="0563C1"/>
-            <w:u w:val="single"/>
-          </w:rPr>
-          <w:t>自动化采血机器人 Aletta 获 FDA 批准上市，采血成功率不输人工</w:t>
         </w:r>
       </w:hyperlink>
     </w:p>
@@ -1676,7 +1676,7 @@
           <w:rFonts w:ascii="Times New Roman" w:hAnsi="Times New Roman" w:eastAsia="宋体"/>
           <w:sz w:val="18"/>
         </w:rPr>
-        <w:t>IT之家(60)、GameLook(12)、HackerNews(9)、Bing新闻(8)</w:t>
+        <w:t>IT之家(60)、GameLook(12)、HackerNews(9)、Bing新闻(9)</w:t>
       </w:r>
     </w:p>
     <w:p>
